--- a/plantillas/oficio_peritaje.docx
+++ b/plantillas/oficio_peritaje.docx
@@ -464,7 +464,7 @@
           <w:lang w:val="es-PE"/>
         </w:rPr>
         <w:tab/>
-        <w:t xml:space="preserve">Certificado de Constatación de Daños y sistemas, por motivo que se indica. - </w:t>
+        <w:t xml:space="preserve">${oficio_asunto}</w:t>
       </w:r>
       <w:r>
         <w:rPr>
@@ -473,7 +473,7 @@
           <w:u w:val="single"/>
           <w:lang w:val="es-PE"/>
         </w:rPr>
-        <w:t>SOLICITA</w:t>
+        <w:t/>
       </w:r>
     </w:p>
     <w:p>
